--- a/acts-sermons/docx/35_2027-06-13_그리스도인이라일컬음을받다_행11장19-30절.docx
+++ b/acts-sermons/docx/35_2027-06-13_그리스도인이라일컬음을받다_행11장19-30절.docx
@@ -502,6 +502,19 @@
     </w:p>
     <w:p>
       <w:pPr>
+        <w:spacing w:after="160" w:line="360"/>
+      </w:pPr>
+      <w:r>
+        <w:rPr>
+          <w:rFonts w:ascii="맑은 고딕" w:cs="맑은 고딕" w:eastAsia="맑은 고딕" w:hAnsi="맑은 고딕"/>
+          <w:sz w:val="24"/>
+          <w:szCs w:val="24"/>
+        </w:rPr>
+        <w:t xml:space="preserve">혹시 지금 원하지 않는 곳으로 흩어진 것처럼 느끼는 분이 있습니까? 이사, 전근, 실직, 낯선 환경 속에 있다면 기억하십시오. 하나님은 흩어짐조차 복음의 길로 쓰십니다.</w:t>
+      </w:r>
+    </w:p>
+    <w:p>
+      <w:pPr>
         <w:spacing w:after="200" w:before="200"/>
         <w:jc w:val="right"/>
       </w:pPr>
@@ -704,6 +717,19 @@
     </w:p>
     <w:p>
       <w:pPr>
+        <w:spacing w:after="160" w:line="360"/>
+      </w:pPr>
+      <w:r>
+        <w:rPr>
+          <w:rFonts w:ascii="맑은 고딕" w:cs="맑은 고딕" w:eastAsia="맑은 고딕" w:hAnsi="맑은 고딕"/>
+          <w:sz w:val="24"/>
+          <w:szCs w:val="24"/>
+        </w:rPr>
+        <w:t xml:space="preserve">디모데는 아버지가 헬라인이었던 혼혈 가정 출신이었습니다. 유대인과 헬라인 사이에서 자란 그가 이방 교회들을 섬기는 일꾼이 된 것은, 안디옥 교회가 보여 준 새 공동체의 열매이기도 했습니다.</w:t>
+      </w:r>
+    </w:p>
+    <w:p>
+      <w:pPr>
         <w:spacing w:after="80"/>
       </w:pPr>
       <w:r>
@@ -828,6 +854,19 @@
           <w:szCs w:val="24"/>
         </w:rPr>
         <w:t xml:space="preserve">또한 다른 사람에게서 하나님의 은혜를 발견하는 눈을 가지십시오. 바나바는 은혜를 보고 기뻐했습니다. 비판의 눈이 아니라 은혜를 찾는 눈으로 형제자매를 보십시오. 그리고 그들에게 굳건한 마음으로 주와 함께 머물러 있으라고 격려하십시오.</w:t>
+      </w:r>
+    </w:p>
+    <w:p>
+      <w:pPr>
+        <w:spacing w:after="160" w:line="360"/>
+      </w:pPr>
+      <w:r>
+        <w:rPr>
+          <w:rFonts w:ascii="맑은 고딕" w:cs="맑은 고딕" w:eastAsia="맑은 고딕" w:hAnsi="맑은 고딕"/>
+          <w:sz w:val="24"/>
+          <w:szCs w:val="24"/>
+        </w:rPr>
+        <w:t xml:space="preserve">그리고 그리스도인이라는 이름을 부끄러워하지 마십시오. 직장에서, 모임에서 “나는 그리스도인입니다”라고 밝히는 것이 때로 손해처럼 보여도, 그 이름은 우리가 받은 가장 영광스러운 이름입니다.</w:t>
       </w:r>
     </w:p>
     <w:p>
@@ -1030,6 +1069,19 @@
           <w:szCs w:val="24"/>
         </w:rPr>
         <w:t xml:space="preserve">그리고 바울은 그 모든 나눔의 근거를 9절에서 밝힙니다. “우리 주 예수 그리스도의 은혜를 너희가 알거니와 부요하신 이로서 너희를 위하여 가난하게 되심은 그의 가난함으로 말미암아 너희를 부요하게 하려 하심이라.” 안디옥 교회와 마게도냐 교회가 나눈 것은 그들이 먼저 그리스도의 은혜를 받았기 때문입니다. 그리스도인의 나눔은 그리스도의 나눔을 닮은 것입니다.</w:t>
+      </w:r>
+    </w:p>
+    <w:p>
+      <w:pPr>
+        <w:spacing w:after="160" w:line="360"/>
+      </w:pPr>
+      <w:r>
+        <w:rPr>
+          <w:rFonts w:ascii="맑은 고딕" w:cs="맑은 고딕" w:eastAsia="맑은 고딕" w:hAnsi="맑은 고딕"/>
+          <w:sz w:val="24"/>
+          <w:szCs w:val="24"/>
+        </w:rPr>
+        <w:t xml:space="preserve">이방인 교회들이 유대 교회를 섬긴 이 연보를 바울은 단순한 구제가 아니라 교회의 하나 됨을 보여 주는 표로 여겼습니다. 사랑의 나눔은 복음이 세운 다리입니다.</w:t>
       </w:r>
     </w:p>
     <w:p>

--- a/acts-sermons/docx/35_2027-06-13_그리스도인이라일컬음을받다_행11장19-30절.docx
+++ b/acts-sermons/docx/35_2027-06-13_그리스도인이라일컬음을받다_행11장19-30절.docx
@@ -343,33 +343,33 @@
           <w:sz w:val="24"/>
           <w:szCs w:val="24"/>
         </w:rPr>
-        <w:t xml:space="preserve">다니엘서 3장에 바벨론에 포로로 끌려간 세 젊은이, 사드락과 메삭과 아벳느고가 나옵니다. 그들은 나라를 잃고 고향을 떠나 이방 땅에 흩어진 사람들이었습니다. 느부갓네살 왕이 두라 평지에 거대한 금 신상을 세우고 모든 사람에게 절하라고 명령했을 때, 그들은 절하지 않았습니다.</w:t>
-      </w:r>
-    </w:p>
-    <w:p>
-      <w:pPr>
-        <w:spacing w:after="160" w:line="360"/>
-      </w:pPr>
-      <w:r>
-        <w:rPr>
-          <w:rFonts w:ascii="맑은 고딕" w:cs="맑은 고딕" w:eastAsia="맑은 고딕" w:hAnsi="맑은 고딕"/>
-          <w:sz w:val="24"/>
-          <w:szCs w:val="24"/>
-        </w:rPr>
-        <w:t xml:space="preserve">분노한 왕은 풀무불을 평소보다 일곱 배나 뜨겁게 하고 그들을 던져 넣으라고 했습니다. 그들은 왕 앞에서 고백했습니다. 우리가 섬기는 하나님이 능히 우리를 건져 내시겠고, 그렇게 하지 아니하실지라도 왕의 신들을 섬기지도 아니하고 금 신상에게 절하지도 아니할 줄을 아옵소서. 그리고 불 속에서 왕은 네 사람이 결박되지 않은 채 불 가운데로 다니는 것을 보았습니다. 넷째의 모양은 신들의 아들과 같았습니다.</w:t>
-      </w:r>
-    </w:p>
-    <w:p>
-      <w:pPr>
-        <w:spacing w:after="160" w:line="360"/>
-      </w:pPr>
-      <w:r>
-        <w:rPr>
-          <w:rFonts w:ascii="맑은 고딕" w:cs="맑은 고딕" w:eastAsia="맑은 고딕" w:hAnsi="맑은 고딕"/>
-          <w:sz w:val="24"/>
-          <w:szCs w:val="24"/>
-        </w:rPr>
-        <w:t xml:space="preserve">결국 느부갓네살은 그들의 하나님을 찬양하며 온 나라에 조서를 내렸습니다. 흩어진 포로 세 사람의 신실한 증언이 이방 제국의 왕에게 하나님을 알렸습니다. 하나님은 흩어진 자기 백성과 함께하셨습니다. 주의 손은 예루살렘 성전 안에만 머물지 않고 바벨론의 풀무불 속에도, 안디옥의 거리에도 함께하십니다.</w:t>
+        <w:t xml:space="preserve">사무엘상 13-14장에서 이스라엘은 블레셋 앞에서 절망적인 처지에 있었습니다. 블레셋이 이스라엘 땅에 대장장이를 두지 못하게 했기 때문에, 싸우는 날에 칼이나 창을 가진 사람은 사울과 요나단밖에 없었습니다. 사울 곁에 남은 사람은 육백 명가량이었고, 그는 석류나무 아래 머물러 있었습니다.</w:t>
+      </w:r>
+    </w:p>
+    <w:p>
+      <w:pPr>
+        <w:spacing w:after="160" w:line="360"/>
+      </w:pPr>
+      <w:r>
+        <w:rPr>
+          <w:rFonts w:ascii="맑은 고딕" w:cs="맑은 고딕" w:eastAsia="맑은 고딕" w:hAnsi="맑은 고딕"/>
+          <w:sz w:val="24"/>
+          <w:szCs w:val="24"/>
+        </w:rPr>
+        <w:t xml:space="preserve">그때 요나단이 자기의 무기를 든 소년에게 블레셋 부대로 건너가자고 말했습니다. “여호와께서 우리를 위하여 일하실까 하노라 여호와의 구원은 사람이 많고 적음에 달리지 아니하였느니라.” 소년은 당신의 마음에 있는 대로 다 행하라고, 자기도 마음을 같이하여 따르겠다고 대답했습니다. 두 사람은 손발로 기어 절벽을 올라 블레셋 진영으로 들어갔습니다.</w:t>
+      </w:r>
+    </w:p>
+    <w:p>
+      <w:pPr>
+        <w:spacing w:after="160" w:line="360"/>
+      </w:pPr>
+      <w:r>
+        <w:rPr>
+          <w:rFonts w:ascii="맑은 고딕" w:cs="맑은 고딕" w:eastAsia="맑은 고딕" w:hAnsi="맑은 고딕"/>
+          <w:sz w:val="24"/>
+          <w:szCs w:val="24"/>
+        </w:rPr>
+        <w:t xml:space="preserve">그날 하나님은 땅을 진동시키시고 블레셋 진영에 큰 떨림을 보내셨습니다. 성경은 그날 여호와께서 이스라엘을 구원하셨다고 기록합니다. 그런데 요나단과 함께 절벽을 오른 그 소년의 이름은 끝내 기록되지 않았습니다. 안디옥에서 처음 헬라인에게 주 예수를 전한 사람들도 이름 없는 구브로와 구레네 사람 몇이었습니다. 그러나 주의 손이 그들과 함께하시매 수많은 사람이 믿고 주께 돌아왔습니다. 하나님은 사람의 많고 적음이나 이름의 크고 작음에 매이지 않으십니다.</w:t>
       </w:r>
     </w:p>
     <w:p>
@@ -686,46 +686,33 @@
           <w:sz w:val="24"/>
           <w:szCs w:val="24"/>
         </w:rPr>
-        <w:t xml:space="preserve">디모데후서에서 바울은 감옥에서 사랑하는 아들 디모데에게 편지를 씁니다. 1장 5절에서 바울은 디모데 속에 있는 거짓이 없는 믿음을 기억한다고 하면서, 그 믿음이 먼저 그의 외조모 로이스와 어머니 유니게 속에 있었다고 말합니다. 디모데는 어려서부터 할머니와 어머니에게 성경을 배우며 자랐습니다.</w:t>
-      </w:r>
-    </w:p>
-    <w:p>
-      <w:pPr>
-        <w:spacing w:after="160" w:line="360"/>
-      </w:pPr>
-      <w:r>
-        <w:rPr>
-          <w:rFonts w:ascii="맑은 고딕" w:cs="맑은 고딕" w:eastAsia="맑은 고딕" w:hAnsi="맑은 고딕"/>
-          <w:sz w:val="24"/>
-          <w:szCs w:val="24"/>
-        </w:rPr>
-        <w:t xml:space="preserve">그리고 2장 2절에서 바울은 이렇게 부탁합니다. “또 네가 많은 증인 앞에서 내게 들은 바를 충성된 사람들에게 부탁하라 그들이 또 다른 사람들을 가르칠 수 있으리라.” 로이스에서 유니게로, 유니게에서 디모데로, 바울에서 디모데로, 그리고 디모데에서 충성된 사람들에게로 말씀이 이어집니다. 그리스도인은 말씀을 배우고, 또 가르치는 사람들입니다.</w:t>
-      </w:r>
-    </w:p>
-    <w:p>
-      <w:pPr>
-        <w:spacing w:after="160" w:line="360"/>
-      </w:pPr>
-      <w:r>
-        <w:rPr>
-          <w:rFonts w:ascii="맑은 고딕" w:cs="맑은 고딕" w:eastAsia="맑은 고딕" w:hAnsi="맑은 고딕"/>
-          <w:sz w:val="24"/>
-          <w:szCs w:val="24"/>
-        </w:rPr>
-        <w:t xml:space="preserve">바나바와 사울이 안디옥에서 일 년 동안 가르친 것도 바로 이것이었습니다. 감정적인 체험만으로는 그리스도인이 세워지지 않습니다. 말씀으로 가르침을 받을 때 그리스도를 닮아 가고, 그때 세상이 그들을 그리스도의 사람들이라고 부르게 됩니다.</w:t>
-      </w:r>
-    </w:p>
-    <w:p>
-      <w:pPr>
-        <w:spacing w:after="160" w:line="360"/>
-      </w:pPr>
-      <w:r>
-        <w:rPr>
-          <w:rFonts w:ascii="맑은 고딕" w:cs="맑은 고딕" w:eastAsia="맑은 고딕" w:hAnsi="맑은 고딕"/>
-          <w:sz w:val="24"/>
-          <w:szCs w:val="24"/>
-        </w:rPr>
-        <w:t xml:space="preserve">디모데는 아버지가 헬라인이었던 혼혈 가정 출신이었습니다. 유대인과 헬라인 사이에서 자란 그가 이방 교회들을 섬기는 일꾼이 된 것은, 안디옥 교회가 보여 준 새 공동체의 열매이기도 했습니다.</w:t>
+        <w:t xml:space="preserve">누가복음 10장 끝에 마르다와 마리아 자매의 집이 나옵니다. 예수님이 그 마을에 들어가시자 마르다가 주님을 자기 집으로 영접했습니다. 마르다는 손님 대접할 일이 많아 마음이 분주했습니다. 그런데 동생 마리아는 주의 발치에 앉아 그의 말씀을 듣고 있었습니다.</w:t>
+      </w:r>
+    </w:p>
+    <w:p>
+      <w:pPr>
+        <w:spacing w:after="160" w:line="360"/>
+      </w:pPr>
+      <w:r>
+        <w:rPr>
+          <w:rFonts w:ascii="맑은 고딕" w:cs="맑은 고딕" w:eastAsia="맑은 고딕" w:hAnsi="맑은 고딕"/>
+          <w:sz w:val="24"/>
+          <w:szCs w:val="24"/>
+        </w:rPr>
+        <w:t xml:space="preserve">마르다는 참다못해 예수님께 나아와, 동생이 자기 혼자 일하게 두는데 주님은 생각하지 않으시느냐며 마리아에게 자기를 도우라고 말씀해 달라고 했습니다. 그때 주님이 대답하셨습니다. “마르다야 마르다야 네가 많은 일로 염려하고 근심하나 몇 가지만 하든지 혹은 한 가지만이라도 족하니라 마리아는 이 좋은 편을 택하였으니 빼앗기지 아니하리라.”</w:t>
+      </w:r>
+    </w:p>
+    <w:p>
+      <w:pPr>
+        <w:spacing w:after="160" w:line="360"/>
+      </w:pPr>
+      <w:r>
+        <w:rPr>
+          <w:rFonts w:ascii="맑은 고딕" w:cs="맑은 고딕" w:eastAsia="맑은 고딕" w:hAnsi="맑은 고딕"/>
+          <w:sz w:val="24"/>
+          <w:szCs w:val="24"/>
+        </w:rPr>
+        <w:t xml:space="preserve">주님은 마르다의 섬김을 하찮게 여기신 것이 아닙니다. 다만 섬김보다 먼저 있어야 할 것을 가르치셨습니다. 주의 발치에 앉아 말씀을 듣는 것입니다. 그리스도인은 바쁘게 일하는 사람이기 이전에 주님께 배우는 사람입니다. 바나바와 사울이 안디옥에서 큰 무리를 일 년 동안 가르친 것도 그 때문입니다. 감정적인 체험이나 분주한 활동만으로는 그리스도인이 세워지지 않습니다. 말씀 앞에 앉는 사람이 그리스도를 닮아 가고, 세상은 그들을 그리스도의 사람들이라고 부르게 됩니다.</w:t>
       </w:r>
     </w:p>
     <w:p>
@@ -1042,46 +1029,33 @@
           <w:sz w:val="24"/>
           <w:szCs w:val="24"/>
         </w:rPr>
-        <w:t xml:space="preserve">고린도후서 8장에서 바울은 마게도냐 교회들의 연보를 소개합니다. 이 연보는 예루살렘의 가난한 성도들을 돕기 위한 것이었습니다. 그런데 마게도냐 교회들은 결코 넉넉한 형편이 아니었습니다. 바울은 그들이 환난의 많은 시련 가운데서 넘치는 기쁨과 극심한 가난으로 풍성한 연보를 넘치도록 하게 했다고 말합니다.</w:t>
-      </w:r>
-    </w:p>
-    <w:p>
-      <w:pPr>
-        <w:spacing w:after="160" w:line="360"/>
-      </w:pPr>
-      <w:r>
-        <w:rPr>
-          <w:rFonts w:ascii="맑은 고딕" w:cs="맑은 고딕" w:eastAsia="맑은 고딕" w:hAnsi="맑은 고딕"/>
-          <w:sz w:val="24"/>
-          <w:szCs w:val="24"/>
-        </w:rPr>
-        <w:t xml:space="preserve">바울은 그들이 힘대로 할 뿐 아니라 힘에 지나도록 자원하여 했다고 증언합니다. 오히려 이 은혜와 성도 섬기는 일에 참여함에 대하여 많이 간구했습니다. 나눌 수 있게 해 달라고 사도에게 부탁한 것입니다. 그리고 바울은 그 비결을 이렇게 말합니다. 그들이 먼저 자신을 주께 드렸다는 것입니다.</w:t>
-      </w:r>
-    </w:p>
-    <w:p>
-      <w:pPr>
-        <w:spacing w:after="160" w:line="360"/>
-      </w:pPr>
-      <w:r>
-        <w:rPr>
-          <w:rFonts w:ascii="맑은 고딕" w:cs="맑은 고딕" w:eastAsia="맑은 고딕" w:hAnsi="맑은 고딕"/>
-          <w:sz w:val="24"/>
-          <w:szCs w:val="24"/>
-        </w:rPr>
-        <w:t xml:space="preserve">그리고 바울은 그 모든 나눔의 근거를 9절에서 밝힙니다. “우리 주 예수 그리스도의 은혜를 너희가 알거니와 부요하신 이로서 너희를 위하여 가난하게 되심은 그의 가난함으로 말미암아 너희를 부요하게 하려 하심이라.” 안디옥 교회와 마게도냐 교회가 나눈 것은 그들이 먼저 그리스도의 은혜를 받았기 때문입니다. 그리스도인의 나눔은 그리스도의 나눔을 닮은 것입니다.</w:t>
-      </w:r>
-    </w:p>
-    <w:p>
-      <w:pPr>
-        <w:spacing w:after="160" w:line="360"/>
-      </w:pPr>
-      <w:r>
-        <w:rPr>
-          <w:rFonts w:ascii="맑은 고딕" w:cs="맑은 고딕" w:eastAsia="맑은 고딕" w:hAnsi="맑은 고딕"/>
-          <w:sz w:val="24"/>
-          <w:szCs w:val="24"/>
-        </w:rPr>
-        <w:t xml:space="preserve">이방인 교회들이 유대 교회를 섬긴 이 연보를 바울은 단순한 구제가 아니라 교회의 하나 됨을 보여 주는 표로 여겼습니다. 사랑의 나눔은 복음이 세운 다리입니다.</w:t>
+        <w:t xml:space="preserve">누가복음 10장에서 한 율법교사가 예수님께 내 이웃이 누구냐고 물었습니다. 예수님은 한 이야기로 대답하셨습니다. 어떤 사람이 예루살렘에서 여리고로 내려가다가 강도를 만나 옷이 벗겨지고 거의 죽은 채로 버려졌습니다. 마침 한 제사장이 그 길로 내려가다가 그를 보고 피하여 지나갔고, 레위인도 그렇게 지나갔습니다.</w:t>
+      </w:r>
+    </w:p>
+    <w:p>
+      <w:pPr>
+        <w:spacing w:after="160" w:line="360"/>
+      </w:pPr>
+      <w:r>
+        <w:rPr>
+          <w:rFonts w:ascii="맑은 고딕" w:cs="맑은 고딕" w:eastAsia="맑은 고딕" w:hAnsi="맑은 고딕"/>
+          <w:sz w:val="24"/>
+          <w:szCs w:val="24"/>
+        </w:rPr>
+        <w:t xml:space="preserve">그런데 유대인들이 상종하지 않던 사마리아 사람이 여행하던 중 그를 보고 불쌍히 여겼습니다. 가까이 가서 상처에 기름과 포도주를 붓고 싸매고, 자기 짐승에 태워 주막으로 데려가 돌보아 주었습니다. 이튿날에는 데나리온 둘을 주막 주인에게 주며 비용이 더 들면 돌아올 때 갚겠다고 했습니다. 시간과 물질과 안전을 다 내어놓은 사랑이었습니다.</w:t>
+      </w:r>
+    </w:p>
+    <w:p>
+      <w:pPr>
+        <w:spacing w:after="160" w:line="360"/>
+      </w:pPr>
+      <w:r>
+        <w:rPr>
+          <w:rFonts w:ascii="맑은 고딕" w:cs="맑은 고딕" w:eastAsia="맑은 고딕" w:hAnsi="맑은 고딕"/>
+          <w:sz w:val="24"/>
+          <w:szCs w:val="24"/>
+        </w:rPr>
+        <w:t xml:space="preserve">이야기를 마치신 주님은 세 사람 중에 누가 강도 만난 자의 이웃이 되겠느냐고 물으셨습니다. 율법교사가 자비를 베푼 자라고 대답하자 주님은 말씀하셨습니다. “가서 너도 이와 같이 하라.” 주님이 묻는 것은 누가 내 이웃이냐가 아니라 내가 누구의 이웃이 되어 주느냐입니다. 그리고 그 사랑의 근원은 먼저 우리에게 다가와 상처를 싸매신 그리스도의 은혜입니다. 안디옥 교회가 만나 본 적도 없는 유대의 형제들을 위해 각각 그 힘대로 부조를 보낸 것도 바로 이 사랑 때문이었습니다.</w:t>
       </w:r>
     </w:p>
     <w:p>
